--- a/packages/domain/plantillas/maestras/2tesistas/ETAPA02/ANEXO N°2  _ 01 PARTICPANTE - 02 TESISTA - DECLARACIÓN JURADA.docx
+++ b/packages/domain/plantillas/maestras/2tesistas/ETAPA02/ANEXO N°2  _ 01 PARTICPANTE - 02 TESISTA - DECLARACIÓN JURADA.docx
@@ -1587,45 +1587,7 @@
           <w:szCs w:val="20"/>
           <w:rtl w:val="0"/>
         </w:rPr>
-        <w:t xml:space="preserve">Arequipa, </w:t>
-      </w:r>
-      <w:r>
-        <w:rPr>
-          <w:rFonts w:ascii="Calibri" w:cs="Calibri" w:eastAsia="Calibri" w:hAnsi="Calibri"/>
-          <w:sz w:val="20"/>
-          <w:szCs w:val="20"/>
-          <w:highlight w:val="yellow"/>
-          <w:rtl w:val="0"/>
-        </w:rPr>
-        <w:t xml:space="preserve">XX </w:t>
-      </w:r>
-      <w:r>
-        <w:rPr>
-          <w:rFonts w:ascii="Calibri" w:cs="Calibri" w:eastAsia="Calibri" w:hAnsi="Calibri"/>
-          <w:sz w:val="20"/>
-          <w:szCs w:val="20"/>
-          <w:rtl w:val="0"/>
-        </w:rPr>
-        <w:t xml:space="preserve"> de </w:t>
-      </w:r>
-      <w:r>
-        <w:rPr>
-          <w:rFonts w:ascii="Calibri" w:cs="Calibri" w:eastAsia="Calibri" w:hAnsi="Calibri"/>
-          <w:sz w:val="20"/>
-          <w:szCs w:val="20"/>
-          <w:highlight w:val="yellow"/>
-          <w:rtl w:val="0"/>
-        </w:rPr>
-        <w:t xml:space="preserve">XX </w:t>
-      </w:r>
-      <w:r>
-        <w:rPr>
-          <w:rFonts w:ascii="Calibri" w:cs="Calibri" w:eastAsia="Calibri" w:hAnsi="Calibri"/>
-          <w:sz w:val="20"/>
-          <w:szCs w:val="20"/>
-          <w:rtl w:val="0"/>
-        </w:rPr>
-        <w:t xml:space="preserve">de 2026</w:t>
+        <w:t xml:space="preserve">Arequipa, &lt;&lt;FECHA&gt;&gt;.</w:t>
       </w:r>
     </w:p>
     <w:p>
